--- a/templates/services-act.docx
+++ b/templates/services-act.docx
@@ -45,7 +45,7 @@
         <w:jc w:val="both"/>
       </w:pPr>
       <w:r>
-        <w:t xml:space="preserve">{operatorName} (далее — Исполнитель) в лице {operatorSigner}, действующего на основании устава, с одной стороны, и {customerName} (далее — Заказчик), с другой стороны, составили настоящий акт о нижеследующем.</w:t>
+        <w:t xml:space="preserve">{operatorName} (далее — Исполнитель; от имени Исполнителя на основании устава действует {operatorSigner}), с одной стороны, и {customerName} (далее — Заказчик), с другой стороны, составили настоящий акт о нижеследующем.</w:t>
       </w:r>
     </w:p>
     <w:p>
